--- a/vvdn/mosfets/finfet-and-gaafet/README.docx
+++ b/vvdn/mosfets/finfet-and-gaafet/README.docx
@@ -24,22 +24,7 @@
           <w:color w:val="282C34"/>
           <w:sz w:val="21"/>
         </w:rPr>
-        <w:t xml:space="preserve">In advanced sub-micron VLSI, microprocessors, mobile SoCs, and AI hardware accelerators, classical planar 2D MOSFET scaling collapsed against quantum mechanical and thermodynamic limits at the </w:t>
-      </w:r>
-      <w:r>
-        <w:rPr>
-          <w:i/>
-          <w:color w:val="145AA0"/>
-          <w:sz w:val="21"/>
-        </w:rPr>
-        <w:t>20\,nm</w:t>
-      </w:r>
-      <w:r>
-        <w:rPr>
-          <w:color w:val="282C34"/>
-          <w:sz w:val="21"/>
-        </w:rPr>
-        <w:t xml:space="preserve"> technology node. To continue Moore's Law, the semiconductor industry transitioned from planar structures to </w:t>
+        <w:t xml:space="preserve">In advanced sub-micron VLSI, microprocessors, mobile SoCs, and AI hardware accelerators, classical planar 2D MOSFET scaling collapsed against quantum mechanical and thermodynamic limits at the 20 nm technology node. To continue Moore's Law, the semiconductor industry transitioned from planar structures to </w:t>
       </w:r>
       <w:r>
         <w:rPr>
@@ -132,37 +117,7 @@
           <w:color w:val="282C34"/>
           <w:sz w:val="21"/>
         </w:rPr>
-        <w:t>As physical gate lengths (</w:t>
-      </w:r>
-      <w:r>
-        <w:rPr>
-          <w:i/>
-          <w:color w:val="145AA0"/>
-          <w:sz w:val="21"/>
-        </w:rPr>
-        <w:t>L_g</w:t>
-      </w:r>
-      <w:r>
-        <w:rPr>
-          <w:color w:val="282C34"/>
-          <w:sz w:val="21"/>
-        </w:rPr>
-        <w:t xml:space="preserve">) scaled below </w:t>
-      </w:r>
-      <w:r>
-        <w:rPr>
-          <w:i/>
-          <w:color w:val="145AA0"/>
-          <w:sz w:val="21"/>
-        </w:rPr>
-        <w:t>28\,nm</w:t>
-      </w:r>
-      <w:r>
-        <w:rPr>
-          <w:color w:val="282C34"/>
-          <w:sz w:val="21"/>
-        </w:rPr>
-        <w:t>, planar MOSFETs experienced catastrophic breakdown of electrostatic channel control:</w:t>
+        <w:t>As physical gate lengths (L_g) scaled below 28 nm, planar MOSFETs experienced catastrophic breakdown of electrostatic channel control:</w:t>
       </w:r>
     </w:p>
     <w:tbl>
@@ -285,50 +240,53 @@
           <w:color w:val="282C34"/>
           <w:sz w:val="21"/>
         </w:rPr>
-        <w:t>In ultra-short channels, high drain potential (</w:t>
-      </w:r>
-      <w:r>
-        <w:rPr>
-          <w:i/>
-          <w:color w:val="145AA0"/>
-          <w:sz w:val="21"/>
-        </w:rPr>
-        <w:t>V_{DS</w:t>
-      </w:r>
-      <w:r>
-        <w:rPr>
-          <w:color w:val="282C34"/>
-          <w:sz w:val="21"/>
-        </w:rPr>
-        <w:t>) directly pulls down the source-channel barrier. The gate loses control over channel conduction:</w:t>
+        <w:t>In ultra-short channels, high drain potential (V_DS) directly pulls down the source-channel barrier. The gate loses control over channel conduction:</w:t>
       </w:r>
     </w:p>
-    <w:p>
-      <w:pPr>
-        <w:spacing w:after="80"/>
-      </w:pPr>
-      <w:r>
-        <w:rPr>
-          <w:i/>
-          <w:color w:val="145AA0"/>
-          <w:sz w:val="21"/>
-        </w:rPr>
-      </w:r>
-      <w:r>
-        <w:rPr>
-          <w:color w:val="282C34"/>
-          <w:sz w:val="21"/>
-        </w:rPr>
-        <w:t>\text{DIBL} = -\frac{\Delta V_{TH}}{\Delta V_{DS}} \quad [\text{mV/V}]</w:t>
-      </w:r>
-      <w:r>
-        <w:rPr>
-          <w:i/>
-          <w:color w:val="145AA0"/>
-          <w:sz w:val="21"/>
-        </w:rPr>
-      </w:r>
-    </w:p>
+    <w:tbl>
+      <w:tblPr>
+        <w:tblW w:type="auto" w:w="0"/>
+        <w:jc w:val="center"/>
+        <w:tblLook w:firstColumn="1" w:firstRow="1" w:lastColumn="0" w:lastRow="0" w:noHBand="0" w:noVBand="1" w:val="04A0"/>
+      </w:tblPr>
+      <w:tblGrid>
+        <w:gridCol w:w="9792"/>
+      </w:tblGrid>
+      <w:tr>
+        <w:tc>
+          <w:tcPr>
+            <w:tcW w:type="dxa" w:w="9792"/>
+            <w:shd w:fill="F5F6F8"/>
+            <w:tcMar>
+              <w:top w:w="80" w:type="dxa"/>
+              <w:bottom w:w="80" w:type="dxa"/>
+              <w:left w:w="140" w:type="dxa"/>
+              <w:right w:w="140" w:type="dxa"/>
+            </w:tcMar>
+            <w:tcBorders>
+              <w:left w:val="single" w:sz="18" w:space="0" w:color="CBD5E0"/>
+              <w:top w:val="none"/>
+              <w:right w:val="none"/>
+              <w:bottom w:val="none"/>
+            </w:tcBorders>
+          </w:tcPr>
+          <w:p>
+            <w:pPr>
+              <w:spacing w:line="240" w:lineRule="auto" w:after="0"/>
+            </w:pPr>
+            <w:r>
+              <w:rPr>
+                <w:rFonts w:ascii="Consolas" w:hAnsi="Consolas"/>
+                <w:color w:val="2D3748"/>
+                <w:sz w:val="18"/>
+              </w:rPr>
+              <w:t>DIBL = -(Δ V_TH) / (Δ V_DS) [mV/V]</w:t>
+            </w:r>
+          </w:p>
+        </w:tc>
+      </w:tr>
+    </w:tbl>
+    <w:p/>
     <w:p>
       <w:pPr>
         <w:pStyle w:val="ListNumber"/>
@@ -362,78 +320,147 @@
           <w:color w:val="282C34"/>
           <w:sz w:val="21"/>
         </w:rPr>
-        <w:t xml:space="preserve">The subthreshold swing </w:t>
-      </w:r>
-      <w:r>
-        <w:rPr>
-          <w:i/>
-          <w:color w:val="145AA0"/>
-          <w:sz w:val="21"/>
-        </w:rPr>
-        <w:t>S</w:t>
-      </w:r>
-      <w:r>
-        <w:rPr>
-          <w:color w:val="282C34"/>
-          <w:sz w:val="21"/>
-        </w:rPr>
-        <w:t xml:space="preserve"> degraded far beyond the theoretical thermal limit (</w:t>
-      </w:r>
-      <w:r>
-        <w:rPr>
-          <w:i/>
-          <w:color w:val="145AA0"/>
-          <w:sz w:val="21"/>
-        </w:rPr>
-        <w:t>60\,mV/decade</w:t>
-      </w:r>
-      <w:r>
-        <w:rPr>
-          <w:color w:val="282C34"/>
-          <w:sz w:val="21"/>
-        </w:rPr>
-        <w:t xml:space="preserve"> at </w:t>
-      </w:r>
-      <w:r>
-        <w:rPr>
-          <w:i/>
-          <w:color w:val="145AA0"/>
-          <w:sz w:val="21"/>
-        </w:rPr>
-        <w:t>300\,K</w:t>
-      </w:r>
-      <w:r>
-        <w:rPr>
-          <w:color w:val="282C34"/>
-          <w:sz w:val="21"/>
-        </w:rPr>
-        <w:t>):</w:t>
+        <w:t>The subthreshold swing S degraded far beyond the theoretical thermal limit (60 mV/decade at 300 K):</w:t>
       </w:r>
     </w:p>
+    <w:tbl>
+      <w:tblPr>
+        <w:tblW w:type="auto" w:w="0"/>
+        <w:jc w:val="center"/>
+        <w:tblLook w:firstColumn="1" w:firstRow="1" w:lastColumn="0" w:lastRow="0" w:noHBand="0" w:noVBand="1" w:val="04A0"/>
+      </w:tblPr>
+      <w:tblGrid>
+        <w:gridCol w:w="9792"/>
+      </w:tblGrid>
+      <w:tr>
+        <w:tc>
+          <w:tcPr>
+            <w:tcW w:type="dxa" w:w="9792"/>
+            <w:shd w:fill="F5F6F8"/>
+            <w:tcMar>
+              <w:top w:w="80" w:type="dxa"/>
+              <w:bottom w:w="80" w:type="dxa"/>
+              <w:left w:w="140" w:type="dxa"/>
+              <w:right w:w="140" w:type="dxa"/>
+            </w:tcMar>
+            <w:tcBorders>
+              <w:left w:val="single" w:sz="18" w:space="0" w:color="CBD5E0"/>
+              <w:top w:val="none"/>
+              <w:right w:val="none"/>
+              <w:bottom w:val="none"/>
+            </w:tcBorders>
+          </w:tcPr>
+          <w:p>
+            <w:pPr>
+              <w:spacing w:line="240" w:lineRule="auto" w:after="0"/>
+            </w:pPr>
+            <w:r>
+              <w:rPr>
+                <w:rFonts w:ascii="Consolas" w:hAnsi="Consolas"/>
+                <w:color w:val="2D3748"/>
+                <w:sz w:val="18"/>
+              </w:rPr>
+              <w:t>S = ln(10) * [ (k_B * T) / q ] * [ 1 + (C_dep / C_ox) ]</w:t>
+            </w:r>
+          </w:p>
+        </w:tc>
+      </w:tr>
+    </w:tbl>
+    <w:p/>
     <w:p>
       <w:pPr>
         <w:spacing w:after="80"/>
       </w:pPr>
       <w:r>
         <w:rPr>
-          <w:i/>
-          <w:color w:val="145AA0"/>
+          <w:color w:val="282C34"/>
           <w:sz w:val="21"/>
         </w:rPr>
+        <w:t>Where:</w:t>
       </w:r>
+    </w:p>
+    <w:p>
+      <w:pPr>
+        <w:pStyle w:val="ListBullet"/>
+        <w:spacing w:after="40"/>
+        <w:ind w:left="360"/>
+      </w:pPr>
       <w:r>
         <w:rPr>
           <w:color w:val="282C34"/>
           <w:sz w:val="21"/>
         </w:rPr>
-        <w:t>S = \ln(10) \cdot \frac{k_B T}{q} \left( 1 + \frac{C_{dep}}{C_{ox}} \right)</w:t>
+        <w:t>S: Subthreshold swing metric (mV/decade)</w:t>
       </w:r>
+    </w:p>
+    <w:p>
+      <w:pPr>
+        <w:pStyle w:val="ListBullet"/>
+        <w:spacing w:after="40"/>
+        <w:ind w:left="360"/>
+      </w:pPr>
       <w:r>
         <w:rPr>
-          <w:i/>
-          <w:color w:val="145AA0"/>
+          <w:color w:val="282C34"/>
           <w:sz w:val="21"/>
         </w:rPr>
+        <w:t>k_B: Boltzmann constant (1.380649 * 10^-23 J/K)</w:t>
+      </w:r>
+    </w:p>
+    <w:p>
+      <w:pPr>
+        <w:pStyle w:val="ListBullet"/>
+        <w:spacing w:after="40"/>
+        <w:ind w:left="360"/>
+      </w:pPr>
+      <w:r>
+        <w:rPr>
+          <w:color w:val="282C34"/>
+          <w:sz w:val="21"/>
+        </w:rPr>
+        <w:t>T: Operating absolute temperature (K)</w:t>
+      </w:r>
+    </w:p>
+    <w:p>
+      <w:pPr>
+        <w:pStyle w:val="ListBullet"/>
+        <w:spacing w:after="40"/>
+        <w:ind w:left="360"/>
+      </w:pPr>
+      <w:r>
+        <w:rPr>
+          <w:color w:val="282C34"/>
+          <w:sz w:val="21"/>
+        </w:rPr>
+        <w:t>q: Elementary electron charge (1.602176634 * 10^-19 C)</w:t>
+      </w:r>
+    </w:p>
+    <w:p>
+      <w:pPr>
+        <w:pStyle w:val="ListBullet"/>
+        <w:spacing w:after="40"/>
+        <w:ind w:left="360"/>
+      </w:pPr>
+      <w:r>
+        <w:rPr>
+          <w:color w:val="282C34"/>
+          <w:sz w:val="21"/>
+        </w:rPr>
+        <w:t>C_dep: Silicon body depletion layer capacitance (F/cm^2)</w:t>
+      </w:r>
+    </w:p>
+    <w:p>
+      <w:pPr>
+        <w:pStyle w:val="ListBullet"/>
+        <w:spacing w:after="40"/>
+        <w:ind w:left="360"/>
+      </w:pPr>
+      <w:r>
+        <w:rPr>
+          <w:color w:val="282C34"/>
+          <w:sz w:val="21"/>
+        </w:rPr>
+        <w:t>C_ox: Gate oxide dielectric capacitance (F/cm^2)</w:t>
       </w:r>
     </w:p>
     <w:p>
@@ -447,22 +474,7 @@
           <w:color w:val="282C34"/>
           <w:sz w:val="21"/>
         </w:rPr>
-        <w:t>Off-state static leakage current (</w:t>
-      </w:r>
-      <w:r>
-        <w:rPr>
-          <w:i/>
-          <w:color w:val="145AA0"/>
-          <w:sz w:val="21"/>
-        </w:rPr>
-        <w:t>I_{off</w:t>
-      </w:r>
-      <w:r>
-        <w:rPr>
-          <w:color w:val="282C34"/>
-          <w:sz w:val="21"/>
-        </w:rPr>
-        <w:t>) surged, consuming more power when idle than when actively computing.</w:t>
+        <w:t>Off-state static leakage current (I_off) surged, consuming more power when idle than when actively computing.</w:t>
       </w:r>
     </w:p>
     <w:p>
@@ -498,37 +510,7 @@
           <w:color w:val="282C34"/>
           <w:sz w:val="21"/>
         </w:rPr>
-        <w:t xml:space="preserve">Physical </w:t>
-      </w:r>
-      <w:r>
-        <w:rPr>
-          <w:i/>
-          <w:color w:val="145AA0"/>
-          <w:sz w:val="21"/>
-        </w:rPr>
-        <w:t>SiO_2</w:t>
-      </w:r>
-      <w:r>
-        <w:rPr>
-          <w:color w:val="282C34"/>
-          <w:sz w:val="21"/>
-        </w:rPr>
-        <w:t xml:space="preserve"> thickness reached atomic layers (</w:t>
-      </w:r>
-      <w:r>
-        <w:rPr>
-          <w:i/>
-          <w:color w:val="145AA0"/>
-          <w:sz w:val="21"/>
-        </w:rPr>
-        <w:t>t_{ox &lt; 1.2\,nm</w:t>
-      </w:r>
-      <w:r>
-        <w:rPr>
-          <w:color w:val="282C34"/>
-          <w:sz w:val="21"/>
-        </w:rPr>
-        <w:t>, only 4-5 silicon atoms thick!), allowing electrons to tunnel directly through the gate insulator.</w:t>
+        <w:t>Physical SiO_2 thickness reached atomic layers (t_ox &lt; 1.2 nm, only 4-5 silicon atoms thick!), allowing electrons to tunnel directly through the gate insulator.</w:t>
       </w:r>
     </w:p>
     <w:p>
@@ -561,37 +543,7 @@
           <w:color w:val="282C34"/>
           <w:sz w:val="21"/>
         </w:rPr>
-        <w:t xml:space="preserve">Pioneered in commercial production by Intel at the </w:t>
-      </w:r>
-      <w:r>
-        <w:rPr>
-          <w:i/>
-          <w:color w:val="145AA0"/>
-          <w:sz w:val="21"/>
-        </w:rPr>
-        <w:t>22\,nm</w:t>
-      </w:r>
-      <w:r>
-        <w:rPr>
-          <w:color w:val="282C34"/>
-          <w:sz w:val="21"/>
-        </w:rPr>
-        <w:t xml:space="preserve"> Ivy Bridge node (and later refined by TSMC and Samsung down to </w:t>
-      </w:r>
-      <w:r>
-        <w:rPr>
-          <w:i/>
-          <w:color w:val="145AA0"/>
-          <w:sz w:val="21"/>
-        </w:rPr>
-        <w:t>3\,nm</w:t>
-      </w:r>
-      <w:r>
-        <w:rPr>
-          <w:color w:val="282C34"/>
-          <w:sz w:val="21"/>
-        </w:rPr>
-        <w:t xml:space="preserve">), the </w:t>
+        <w:t xml:space="preserve">Pioneered in commercial production by Intel at the 22 nm Ivy Bridge node (and later refined by TSMC and Samsung down to 3 nm), the </w:t>
       </w:r>
       <w:r>
         <w:rPr>
@@ -711,22 +663,7 @@
           <w:color w:val="282C34"/>
           <w:sz w:val="21"/>
         </w:rPr>
-        <w:t>: By squeezing the channel from the left, right, and top, the gate field penetrates the narrow fin (</w:t>
-      </w:r>
-      <w:r>
-        <w:rPr>
-          <w:i/>
-          <w:color w:val="145AA0"/>
-          <w:sz w:val="21"/>
-        </w:rPr>
-        <w:t>W_{fin ≤ L_g / 2</w:t>
-      </w:r>
-      <w:r>
-        <w:rPr>
-          <w:color w:val="282C34"/>
-          <w:sz w:val="21"/>
-        </w:rPr>
-        <w:t>).</w:t>
+        <w:t>: By squeezing the channel from the left, right, and top, the gate field penetrates the narrow fin (W_fin &lt;= L_g / 2).</w:t>
       </w:r>
     </w:p>
     <w:p>
@@ -785,63 +722,105 @@
           <w:color w:val="282C34"/>
           <w:sz w:val="21"/>
         </w:rPr>
-        <w:t>: Channel width is discrete and defined by the fin height (</w:t>
-      </w:r>
-      <w:r>
-        <w:rPr>
-          <w:i/>
-          <w:color w:val="145AA0"/>
-          <w:sz w:val="21"/>
-        </w:rPr>
-        <w:t>H_{fin</w:t>
-      </w:r>
-      <w:r>
-        <w:rPr>
-          <w:color w:val="282C34"/>
-          <w:sz w:val="21"/>
-        </w:rPr>
-        <w:t>) and fin width (</w:t>
-      </w:r>
-      <w:r>
-        <w:rPr>
-          <w:i/>
-          <w:color w:val="145AA0"/>
-          <w:sz w:val="21"/>
-        </w:rPr>
-        <w:t>W_{fin</w:t>
-      </w:r>
-      <w:r>
-        <w:rPr>
-          <w:color w:val="282C34"/>
-          <w:sz w:val="21"/>
-        </w:rPr>
-        <w:t>):</w:t>
+        <w:t>: Channel width is discrete and defined by the fin height (H_fin) and fin width (W_fin):</w:t>
       </w:r>
     </w:p>
+    <w:tbl>
+      <w:tblPr>
+        <w:tblW w:type="auto" w:w="0"/>
+        <w:jc w:val="center"/>
+        <w:tblLook w:firstColumn="1" w:firstRow="1" w:lastColumn="0" w:lastRow="0" w:noHBand="0" w:noVBand="1" w:val="04A0"/>
+      </w:tblPr>
+      <w:tblGrid>
+        <w:gridCol w:w="9792"/>
+      </w:tblGrid>
+      <w:tr>
+        <w:tc>
+          <w:tcPr>
+            <w:tcW w:type="dxa" w:w="9792"/>
+            <w:shd w:fill="F5F6F8"/>
+            <w:tcMar>
+              <w:top w:w="80" w:type="dxa"/>
+              <w:bottom w:w="80" w:type="dxa"/>
+              <w:left w:w="140" w:type="dxa"/>
+              <w:right w:w="140" w:type="dxa"/>
+            </w:tcMar>
+            <w:tcBorders>
+              <w:left w:val="single" w:sz="18" w:space="0" w:color="CBD5E0"/>
+              <w:top w:val="none"/>
+              <w:right w:val="none"/>
+              <w:bottom w:val="none"/>
+            </w:tcBorders>
+          </w:tcPr>
+          <w:p>
+            <w:pPr>
+              <w:spacing w:line="240" w:lineRule="auto" w:after="0"/>
+            </w:pPr>
+            <w:r>
+              <w:rPr>
+                <w:rFonts w:ascii="Consolas" w:hAnsi="Consolas"/>
+                <w:color w:val="2D3748"/>
+                <w:sz w:val="18"/>
+              </w:rPr>
+              <w:t>W_eff = 2 * H_fin + W_fin</w:t>
+            </w:r>
+          </w:p>
+        </w:tc>
+      </w:tr>
+    </w:tbl>
+    <w:p/>
     <w:p>
       <w:pPr>
         <w:spacing w:after="80"/>
       </w:pPr>
       <w:r>
         <w:rPr>
-          <w:i/>
-          <w:color w:val="145AA0"/>
+          <w:color w:val="282C34"/>
           <w:sz w:val="21"/>
         </w:rPr>
+        <w:t>Where:</w:t>
       </w:r>
+    </w:p>
+    <w:p>
+      <w:pPr>
+        <w:pStyle w:val="ListBullet"/>
+        <w:spacing w:after="40"/>
+        <w:ind w:left="360"/>
+      </w:pPr>
       <w:r>
         <w:rPr>
           <w:color w:val="282C34"/>
           <w:sz w:val="21"/>
         </w:rPr>
-        <w:t>W_{eff} = 2 \cdot H_{fin} + W_{fin}</w:t>
+        <w:t>W_eff: Effective conductive channel width contributed by a single vertical fin (nm)</w:t>
       </w:r>
+    </w:p>
+    <w:p>
+      <w:pPr>
+        <w:pStyle w:val="ListBullet"/>
+        <w:spacing w:after="40"/>
+        <w:ind w:left="360"/>
+      </w:pPr>
       <w:r>
         <w:rPr>
-          <w:i/>
-          <w:color w:val="145AA0"/>
+          <w:color w:val="282C34"/>
           <w:sz w:val="21"/>
         </w:rPr>
+        <w:t>H_fin: Physical height of the vertical silicon fin (nm)</w:t>
+      </w:r>
+    </w:p>
+    <w:p>
+      <w:pPr>
+        <w:pStyle w:val="ListBullet"/>
+        <w:spacing w:after="40"/>
+        <w:ind w:left="360"/>
+      </w:pPr>
+      <w:r>
+        <w:rPr>
+          <w:color w:val="282C34"/>
+          <w:sz w:val="21"/>
+        </w:rPr>
+        <w:t>W_fin: Physical thickness / width of the fin (nm)</w:t>
       </w:r>
     </w:p>
     <w:p>
@@ -886,22 +865,7 @@
           <w:color w:val="282C34"/>
           <w:sz w:val="21"/>
         </w:rPr>
-        <w:t>At sub-</w:t>
-      </w:r>
-      <w:r>
-        <w:rPr>
-          <w:i/>
-          <w:color w:val="145AA0"/>
-          <w:sz w:val="21"/>
-        </w:rPr>
-        <w:t>3\,nm</w:t>
-      </w:r>
-      <w:r>
-        <w:rPr>
-          <w:color w:val="282C34"/>
-          <w:sz w:val="21"/>
-        </w:rPr>
-        <w:t xml:space="preserve"> nodes, even the FinFET fin could not be made thin enough without introducing severe quantum confinement and mechanical collapse. The industry evolved to </w:t>
+        <w:t xml:space="preserve">At sub-3 nm nodes, even the FinFET fin could not be made thin enough without introducing severe quantum confinement and mechanical collapse. The industry evolved to </w:t>
       </w:r>
       <w:r>
         <w:rPr>
@@ -1065,29 +1029,14 @@
           <w:color w:val="282C34"/>
           <w:sz w:val="21"/>
         </w:rPr>
-        <w:t>True $360^\circ$ Surrounding Gate</w:t>
+        <w:t>True 360° Surrounding Gate</w:t>
       </w:r>
       <w:r>
         <w:rPr>
           <w:color w:val="282C34"/>
           <w:sz w:val="21"/>
         </w:rPr>
-        <w:t>: The metal gate and High-</w:t>
-      </w:r>
-      <w:r>
-        <w:rPr>
-          <w:i/>
-          <w:color w:val="145AA0"/>
-          <w:sz w:val="21"/>
-        </w:rPr>
-        <w:t>\kappa</w:t>
-      </w:r>
-      <w:r>
-        <w:rPr>
-          <w:color w:val="282C34"/>
-          <w:sz w:val="21"/>
-        </w:rPr>
-        <w:t xml:space="preserve"> dielectric completely encircle every individual silicon sheet, providing the absolute theoretical maximum electrostatic confinement.</w:t>
+        <w:t>: The metal gate and High-kappa dielectric completely encircle every individual silicon sheet, providing the absolute theoretical maximum electrostatic confinement.</w:t>
       </w:r>
     </w:p>
     <w:p>
@@ -1109,22 +1058,7 @@
           <w:color w:val="282C34"/>
           <w:sz w:val="21"/>
         </w:rPr>
-        <w:t>: Unlike FinFETs where width is strictly quantized by integer fins, GAA nanosheet width (</w:t>
-      </w:r>
-      <w:r>
-        <w:rPr>
-          <w:i/>
-          <w:color w:val="145AA0"/>
-          <w:sz w:val="21"/>
-        </w:rPr>
-        <w:t>W_{sheet</w:t>
-      </w:r>
-      <w:r>
-        <w:rPr>
-          <w:color w:val="282C34"/>
-          <w:sz w:val="21"/>
-        </w:rPr>
-        <w:t>) can be customized continuously via lithography masks to optimize each cell for either extreme high speed or ultra-low power consumption.</w:t>
+        <w:t>: Unlike FinFETs where width is strictly quantized by integer fins, GAA nanosheet width (W_sheet) can be customized continuously via lithography masks to optimize each cell for either extreme high speed or ultra-low power consumption.</w:t>
       </w:r>
     </w:p>
     <w:p>
@@ -1146,22 +1080,7 @@
           <w:color w:val="282C34"/>
           <w:sz w:val="21"/>
         </w:rPr>
-        <w:t xml:space="preserve">: Achieves subthreshold swing </w:t>
-      </w:r>
-      <w:r>
-        <w:rPr>
-          <w:i/>
-          <w:color w:val="145AA0"/>
-          <w:sz w:val="21"/>
-        </w:rPr>
-        <w:t>S ≤ 65\,mV/decade</w:t>
-      </w:r>
-      <w:r>
-        <w:rPr>
-          <w:color w:val="282C34"/>
-          <w:sz w:val="21"/>
-        </w:rPr>
-        <w:t>, approaching near-ideal switching sharpness.</w:t>
+        <w:t>: Achieves subthreshold swing S &lt;= 65 mV/decade, approaching near-ideal switching sharpness.</w:t>
       </w:r>
     </w:p>
     <w:p>
@@ -1381,11 +1300,10 @@
             </w:pPr>
             <w:r>
               <w:rPr>
-                <w:i/>
-                <w:color w:val="145AA0"/>
+                <w:color w:val="282C34"/>
                 <w:sz w:val="18"/>
               </w:rPr>
-              <w:t>&gt; 28\,nm</w:t>
+              <w:t>&gt; 28 nm</w:t>
             </w:r>
           </w:p>
         </w:tc>
@@ -1406,11 +1324,10 @@
             </w:pPr>
             <w:r>
               <w:rPr>
-                <w:i/>
-                <w:color w:val="145AA0"/>
+                <w:color w:val="282C34"/>
                 <w:sz w:val="18"/>
               </w:rPr>
-              <w:t>22\,nm \dots 3\,nm</w:t>
+              <w:t>22 nm ... 3 nm</w:t>
             </w:r>
           </w:p>
         </w:tc>
@@ -1435,7 +1352,7 @@
                 <w:color w:val="282C34"/>
                 <w:sz w:val="18"/>
               </w:rPr>
-              <w:t>$\le 3\,\text{nm}, 2\,\text{nm}, 1.4\,\text{nm}$</w:t>
+              <w:t>&lt;= 3 nm, 2 nm, 1.4 nm</w:t>
             </w:r>
           </w:p>
         </w:tc>
@@ -1456,11 +1373,10 @@
             </w:pPr>
             <w:r>
               <w:rPr>
-                <w:i/>
-                <w:color w:val="145AA0"/>
+                <w:color w:val="282C34"/>
                 <w:sz w:val="18"/>
               </w:rPr>
-              <w:t>65\,nm \dots 12\,nm</w:t>
+              <w:t>65 nm ... 12 nm</w:t>
             </w:r>
           </w:p>
         </w:tc>
@@ -1564,7 +1480,7 @@
                 <w:color w:val="282C34"/>
                 <w:sz w:val="18"/>
               </w:rPr>
-              <w:t>4 Sides ($360^\circ$ Surround)</w:t>
+              <w:t>4 Sides (360° Surround)</w:t>
             </w:r>
           </w:p>
         </w:tc>
@@ -1766,22 +1682,7 @@
                 <w:color w:val="282C34"/>
                 <w:sz w:val="18"/>
               </w:rPr>
-              <w:t>Poor (</w:t>
-            </w:r>
-            <w:r>
-              <w:rPr>
-                <w:i/>
-                <w:color w:val="145AA0"/>
-                <w:sz w:val="18"/>
-              </w:rPr>
-              <w:t>&gt; 100\,mV/V</w:t>
-            </w:r>
-            <w:r>
-              <w:rPr>
-                <w:color w:val="282C34"/>
-                <w:sz w:val="18"/>
-              </w:rPr>
-              <w:t>)</w:t>
+              <w:t>Poor (&gt; 100 mV/V)</w:t>
             </w:r>
           </w:p>
         </w:tc>
@@ -1806,22 +1707,7 @@
                 <w:color w:val="282C34"/>
                 <w:sz w:val="18"/>
               </w:rPr>
-              <w:t>Excellent (</w:t>
-            </w:r>
-            <w:r>
-              <w:rPr>
-                <w:i/>
-                <w:color w:val="145AA0"/>
-                <w:sz w:val="18"/>
-              </w:rPr>
-              <w:t>&lt; 35\,mV/V</w:t>
-            </w:r>
-            <w:r>
-              <w:rPr>
-                <w:color w:val="282C34"/>
-                <w:sz w:val="18"/>
-              </w:rPr>
-              <w:t>)</w:t>
+              <w:t>Excellent (&lt; 35 mV/V)</w:t>
             </w:r>
           </w:p>
         </w:tc>
@@ -1847,7 +1733,7 @@
                 <w:color w:val="282C34"/>
                 <w:sz w:val="18"/>
               </w:rPr>
-              <w:t>Outstanding ($&lt; 25\,\text{mV/V}$)</w:t>
+              <w:t>Outstanding (&lt; 25 mV/V)</w:t>
             </w:r>
           </w:p>
         </w:tc>
@@ -1872,22 +1758,7 @@
                 <w:color w:val="282C34"/>
                 <w:sz w:val="18"/>
               </w:rPr>
-              <w:t>Excellent (</w:t>
-            </w:r>
-            <w:r>
-              <w:rPr>
-                <w:i/>
-                <w:color w:val="145AA0"/>
-                <w:sz w:val="18"/>
-              </w:rPr>
-              <w:t>&lt; 40\,mV/V</w:t>
-            </w:r>
-            <w:r>
-              <w:rPr>
-                <w:color w:val="282C34"/>
-                <w:sz w:val="18"/>
-              </w:rPr>
-              <w:t>)</w:t>
+              <w:t>Excellent (&lt; 40 mV/V)</w:t>
             </w:r>
           </w:p>
         </w:tc>
@@ -1938,22 +1809,7 @@
                 <w:color w:val="282C34"/>
                 <w:sz w:val="18"/>
               </w:rPr>
-              <w:t>Baseline (</w:t>
-            </w:r>
-            <w:r>
-              <w:rPr>
-                <w:i/>
-                <w:color w:val="145AA0"/>
-                <w:sz w:val="18"/>
-              </w:rPr>
-              <w:t>1×</w:t>
-            </w:r>
-            <w:r>
-              <w:rPr>
-                <w:color w:val="282C34"/>
-                <w:sz w:val="18"/>
-              </w:rPr>
-              <w:t>)</w:t>
+              <w:t>Baseline (1*)</w:t>
             </w:r>
           </w:p>
         </w:tc>
@@ -1977,22 +1833,7 @@
                 <w:color w:val="282C34"/>
                 <w:sz w:val="18"/>
               </w:rPr>
-              <w:t>High (</w:t>
-            </w:r>
-            <w:r>
-              <w:rPr>
-                <w:i/>
-                <w:color w:val="145AA0"/>
-                <w:sz w:val="18"/>
-              </w:rPr>
-              <w:t>2.5×</w:t>
-            </w:r>
-            <w:r>
-              <w:rPr>
-                <w:color w:val="282C34"/>
-                <w:sz w:val="18"/>
-              </w:rPr>
-              <w:t>)</w:t>
+              <w:t>High (2.5*)</w:t>
             </w:r>
           </w:p>
         </w:tc>
@@ -2017,7 +1858,7 @@
                 <w:color w:val="282C34"/>
                 <w:sz w:val="18"/>
               </w:rPr>
-              <w:t>Extreme ($3.5\times$)</w:t>
+              <w:t>Extreme (3.5*)</w:t>
             </w:r>
           </w:p>
         </w:tc>
@@ -2041,22 +1882,7 @@
                 <w:color w:val="282C34"/>
                 <w:sz w:val="18"/>
               </w:rPr>
-              <w:t>Moderate (</w:t>
-            </w:r>
-            <w:r>
-              <w:rPr>
-                <w:i/>
-                <w:color w:val="145AA0"/>
-                <w:sz w:val="18"/>
-              </w:rPr>
-              <w:t>1.2×</w:t>
-            </w:r>
-            <w:r>
-              <w:rPr>
-                <w:color w:val="282C34"/>
-                <w:sz w:val="18"/>
-              </w:rPr>
-              <w:t>)</w:t>
+              <w:t>Moderate (1.2*)</w:t>
             </w:r>
           </w:p>
         </w:tc>
